--- a/generated/Dennis Dole Resume (SDE).docx
+++ b/generated/Dennis Dole Resume (SDE).docx
@@ -329,13 +329,14 @@
         <w:tblLook w:firstColumn="1" w:firstRow="1" w:lastColumn="0" w:lastRow="0" w:noHBand="0" w:noVBand="1" w:val="04A0"/>
       </w:tblPr>
       <w:tblGrid>
-        <w:gridCol w:w="6800"/>
-        <w:gridCol w:w="2400"/>
+        <w:gridCol w:w="4153"/>
+        <w:gridCol w:w="4203"/>
+        <w:gridCol w:w="1723"/>
       </w:tblGrid>
       <w:tr>
         <w:tc>
           <w:tcPr>
-            <w:tcW w:type="dxa" w:w="5040"/>
+            <w:tcW w:type="dxa" w:w="3360"/>
           </w:tcPr>
           <w:p>
             <w:pPr>
@@ -351,7 +352,23 @@
         </w:tc>
         <w:tc>
           <w:tcPr>
-            <w:tcW w:type="dxa" w:w="5040"/>
+            <w:tcW w:type="dxa" w:w="3360"/>
+          </w:tcPr>
+          <w:p>
+            <w:pPr>
+              <w:spacing w:after="0" w:before="0"/>
+            </w:pPr>
+            <w:r>
+              <w:rPr>
+                <w:b/>
+              </w:rPr>
+              <w:t>Docusign, Inc.</w:t>
+            </w:r>
+          </w:p>
+        </w:tc>
+        <w:tc>
+          <w:tcPr>
+            <w:tcW w:type="dxa" w:w="3360"/>
           </w:tcPr>
           <w:p>
             <w:pPr>
@@ -378,7 +395,7 @@
           <w:color w:val="1F3864"/>
           <w:sz w:val="18"/>
         </w:rPr>
-        <w:t>Docusign, Inc. · Docusign Connect · Connect Test Listener (webhook) · Ruby Webhook Test Interface · x509 Certificate Management</w:t>
+        <w:t>Docusign Connect · Connect Test Listener (webhook) · Ruby Webhook Test Interface · x509 Certificate Management</w:t>
       </w:r>
     </w:p>
     <w:p>
@@ -433,13 +450,14 @@
         <w:tblLook w:firstColumn="1" w:firstRow="1" w:lastColumn="0" w:lastRow="0" w:noHBand="0" w:noVBand="1" w:val="04A0"/>
       </w:tblPr>
       <w:tblGrid>
-        <w:gridCol w:w="6800"/>
-        <w:gridCol w:w="2400"/>
+        <w:gridCol w:w="4153"/>
+        <w:gridCol w:w="4203"/>
+        <w:gridCol w:w="1723"/>
       </w:tblGrid>
       <w:tr>
         <w:tc>
           <w:tcPr>
-            <w:tcW w:type="dxa" w:w="5040"/>
+            <w:tcW w:type="dxa" w:w="3360"/>
           </w:tcPr>
           <w:p>
             <w:pPr>
@@ -455,7 +473,23 @@
         </w:tc>
         <w:tc>
           <w:tcPr>
-            <w:tcW w:type="dxa" w:w="5040"/>
+            <w:tcW w:type="dxa" w:w="3360"/>
+          </w:tcPr>
+          <w:p>
+            <w:pPr>
+              <w:spacing w:after="0" w:before="0"/>
+            </w:pPr>
+            <w:r>
+              <w:rPr>
+                <w:b/>
+              </w:rPr>
+              <w:t>Docusign, Inc.</w:t>
+            </w:r>
+          </w:p>
+        </w:tc>
+        <w:tc>
+          <w:tcPr>
+            <w:tcW w:type="dxa" w:w="3360"/>
           </w:tcPr>
           <w:p>
             <w:pPr>
@@ -482,7 +516,7 @@
           <w:color w:val="1F3864"/>
           <w:sz w:val="18"/>
         </w:rPr>
-        <w:t>Docusign, Inc. · Docusign Connect · Product Incubation Team · Docusign Print Tool (deprecated)</w:t>
+        <w:t>Docusign Connect · Product Incubation Team · Docusign Print Tool (deprecated)</w:t>
       </w:r>
     </w:p>
     <w:p>
@@ -600,13 +634,14 @@
         <w:tblLook w:firstColumn="1" w:firstRow="1" w:lastColumn="0" w:lastRow="0" w:noHBand="0" w:noVBand="1" w:val="04A0"/>
       </w:tblPr>
       <w:tblGrid>
-        <w:gridCol w:w="6800"/>
-        <w:gridCol w:w="2400"/>
+        <w:gridCol w:w="4153"/>
+        <w:gridCol w:w="4203"/>
+        <w:gridCol w:w="1723"/>
       </w:tblGrid>
       <w:tr>
         <w:tc>
           <w:tcPr>
-            <w:tcW w:type="dxa" w:w="5040"/>
+            <w:tcW w:type="dxa" w:w="3360"/>
           </w:tcPr>
           <w:p>
             <w:pPr>
@@ -622,7 +657,23 @@
         </w:tc>
         <w:tc>
           <w:tcPr>
-            <w:tcW w:type="dxa" w:w="5040"/>
+            <w:tcW w:type="dxa" w:w="3360"/>
+          </w:tcPr>
+          <w:p>
+            <w:pPr>
+              <w:spacing w:after="0" w:before="0"/>
+            </w:pPr>
+            <w:r>
+              <w:rPr>
+                <w:b/>
+              </w:rPr>
+              <w:t>Microsoft Engineering Excellence</w:t>
+            </w:r>
+          </w:p>
+        </w:tc>
+        <w:tc>
+          <w:tcPr>
+            <w:tcW w:type="dxa" w:w="3360"/>
           </w:tcPr>
           <w:p>
             <w:pPr>
@@ -649,7 +700,7 @@
           <w:color w:val="1F3864"/>
           <w:sz w:val="18"/>
         </w:rPr>
-        <w:t>Microsoft Engineering Excellence · Team Foundation Server · Microsoft Test Manager · C#</w:t>
+        <w:t>Team Foundation Server · Microsoft Test Manager · C#</w:t>
       </w:r>
     </w:p>
     <w:p>
@@ -677,13 +728,14 @@
         <w:tblLook w:firstColumn="1" w:firstRow="1" w:lastColumn="0" w:lastRow="0" w:noHBand="0" w:noVBand="1" w:val="04A0"/>
       </w:tblPr>
       <w:tblGrid>
-        <w:gridCol w:w="6800"/>
-        <w:gridCol w:w="2400"/>
+        <w:gridCol w:w="4153"/>
+        <w:gridCol w:w="4203"/>
+        <w:gridCol w:w="1723"/>
       </w:tblGrid>
       <w:tr>
         <w:tc>
           <w:tcPr>
-            <w:tcW w:type="dxa" w:w="5040"/>
+            <w:tcW w:type="dxa" w:w="3360"/>
           </w:tcPr>
           <w:p>
             <w:pPr>
@@ -699,7 +751,23 @@
         </w:tc>
         <w:tc>
           <w:tcPr>
-            <w:tcW w:type="dxa" w:w="5040"/>
+            <w:tcW w:type="dxa" w:w="3360"/>
+          </w:tcPr>
+          <w:p>
+            <w:pPr>
+              <w:spacing w:after="0" w:before="0"/>
+            </w:pPr>
+            <w:r>
+              <w:rPr>
+                <w:b/>
+              </w:rPr>
+              <w:t>Amazon</w:t>
+            </w:r>
+          </w:p>
+        </w:tc>
+        <w:tc>
+          <w:tcPr>
+            <w:tcW w:type="dxa" w:w="3360"/>
           </w:tcPr>
           <w:p>
             <w:pPr>
@@ -726,7 +794,7 @@
           <w:color w:val="1F3864"/>
           <w:sz w:val="18"/>
         </w:rPr>
-        <w:t>Amazon · Linux · Eclipse · Hudson · Ant · TestNG · Java · Selenium</w:t>
+        <w:t>Linux · Eclipse · Hudson · Ant · TestNG · Java · Selenium</w:t>
       </w:r>
     </w:p>
     <w:p>
@@ -745,13 +813,14 @@
         <w:tblLook w:firstColumn="1" w:firstRow="1" w:lastColumn="0" w:lastRow="0" w:noHBand="0" w:noVBand="1" w:val="04A0"/>
       </w:tblPr>
       <w:tblGrid>
-        <w:gridCol w:w="6800"/>
-        <w:gridCol w:w="2400"/>
+        <w:gridCol w:w="4153"/>
+        <w:gridCol w:w="4203"/>
+        <w:gridCol w:w="1723"/>
       </w:tblGrid>
       <w:tr>
         <w:tc>
           <w:tcPr>
-            <w:tcW w:type="dxa" w:w="5040"/>
+            <w:tcW w:type="dxa" w:w="3360"/>
           </w:tcPr>
           <w:p>
             <w:pPr>
@@ -767,7 +836,23 @@
         </w:tc>
         <w:tc>
           <w:tcPr>
-            <w:tcW w:type="dxa" w:w="5040"/>
+            <w:tcW w:type="dxa" w:w="3360"/>
+          </w:tcPr>
+          <w:p>
+            <w:pPr>
+              <w:spacing w:after="0" w:before="0"/>
+            </w:pPr>
+            <w:r>
+              <w:rPr>
+                <w:b/>
+              </w:rPr>
+              <w:t>Microsoft Live</w:t>
+            </w:r>
+          </w:p>
+        </w:tc>
+        <w:tc>
+          <w:tcPr>
+            <w:tcW w:type="dxa" w:w="3360"/>
           </w:tcPr>
           <w:p>
             <w:pPr>
@@ -794,7 +879,7 @@
           <w:color w:val="1F3864"/>
           <w:sz w:val="18"/>
         </w:rPr>
-        <w:t>Microsoft Live · C# · SQL · WTT · Kahuna Automation Framework (KAF) · NUnit · Source Depot · HyperV · Octopus</w:t>
+        <w:t>C# · SQL · WTT · Kahuna Automation Framework (KAF) · NUnit · Source Depot · HyperV · Octopus</w:t>
       </w:r>
     </w:p>
     <w:p>
@@ -831,13 +916,14 @@
         <w:tblLook w:firstColumn="1" w:firstRow="1" w:lastColumn="0" w:lastRow="0" w:noHBand="0" w:noVBand="1" w:val="04A0"/>
       </w:tblPr>
       <w:tblGrid>
-        <w:gridCol w:w="6800"/>
-        <w:gridCol w:w="2400"/>
+        <w:gridCol w:w="4153"/>
+        <w:gridCol w:w="4203"/>
+        <w:gridCol w:w="1723"/>
       </w:tblGrid>
       <w:tr>
         <w:tc>
           <w:tcPr>
-            <w:tcW w:type="dxa" w:w="5040"/>
+            <w:tcW w:type="dxa" w:w="3360"/>
           </w:tcPr>
           <w:p>
             <w:pPr>
@@ -853,7 +939,23 @@
         </w:tc>
         <w:tc>
           <w:tcPr>
-            <w:tcW w:type="dxa" w:w="5040"/>
+            <w:tcW w:type="dxa" w:w="3360"/>
+          </w:tcPr>
+          <w:p>
+            <w:pPr>
+              <w:spacing w:after="0" w:before="0"/>
+            </w:pPr>
+            <w:r>
+              <w:rPr>
+                <w:b/>
+              </w:rPr>
+              <w:t>Microsoft Health Solutions Group</w:t>
+            </w:r>
+          </w:p>
+        </w:tc>
+        <w:tc>
+          <w:tcPr>
+            <w:tcW w:type="dxa" w:w="3360"/>
           </w:tcPr>
           <w:p>
             <w:pPr>
@@ -880,7 +982,7 @@
           <w:color w:val="1F3864"/>
           <w:sz w:val="18"/>
         </w:rPr>
-        <w:t>Microsoft Health Solutions Group · C# · SQL · WTT · Echo · KAF · NUnit · iMacros · REST · XML · HyperV</w:t>
+        <w:t>C# · SQL · WTT · Echo · KAF · NUnit · iMacros · REST · XML · HyperV</w:t>
       </w:r>
     </w:p>
     <w:p>
@@ -935,13 +1037,14 @@
         <w:tblLook w:firstColumn="1" w:firstRow="1" w:lastColumn="0" w:lastRow="0" w:noHBand="0" w:noVBand="1" w:val="04A0"/>
       </w:tblPr>
       <w:tblGrid>
-        <w:gridCol w:w="6800"/>
-        <w:gridCol w:w="2400"/>
+        <w:gridCol w:w="4153"/>
+        <w:gridCol w:w="4203"/>
+        <w:gridCol w:w="1723"/>
       </w:tblGrid>
       <w:tr>
         <w:tc>
           <w:tcPr>
-            <w:tcW w:type="dxa" w:w="5040"/>
+            <w:tcW w:type="dxa" w:w="3360"/>
           </w:tcPr>
           <w:p>
             <w:pPr>
@@ -957,7 +1060,23 @@
         </w:tc>
         <w:tc>
           <w:tcPr>
-            <w:tcW w:type="dxa" w:w="5040"/>
+            <w:tcW w:type="dxa" w:w="3360"/>
+          </w:tcPr>
+          <w:p>
+            <w:pPr>
+              <w:spacing w:after="0" w:before="0"/>
+            </w:pPr>
+            <w:r>
+              <w:rPr>
+                <w:b/>
+              </w:rPr>
+              <w:t>Cosworth Tech Inc. / MAHLE Powertrain LLC</w:t>
+            </w:r>
+          </w:p>
+        </w:tc>
+        <w:tc>
+          <w:tcPr>
+            <w:tcW w:type="dxa" w:w="3360"/>
           </w:tcPr>
           <w:p>
             <w:pPr>
@@ -984,7 +1103,7 @@
           <w:color w:val="1F3864"/>
           <w:sz w:val="18"/>
         </w:rPr>
-        <w:t>Cosworth Tech Inc. / MAHLE Powertrain LLC · Borland JBuilder · Java · Swing · Borland C++ · Oracle SQL · PVCS/Serena</w:t>
+        <w:t>Borland JBuilder · Java · Swing · Borland C++ · Oracle SQL · PVCS/Serena</w:t>
       </w:r>
     </w:p>
     <w:p>
@@ -1012,13 +1131,14 @@
         <w:tblLook w:firstColumn="1" w:firstRow="1" w:lastColumn="0" w:lastRow="0" w:noHBand="0" w:noVBand="1" w:val="04A0"/>
       </w:tblPr>
       <w:tblGrid>
-        <w:gridCol w:w="6800"/>
-        <w:gridCol w:w="2400"/>
+        <w:gridCol w:w="4153"/>
+        <w:gridCol w:w="4203"/>
+        <w:gridCol w:w="1723"/>
       </w:tblGrid>
       <w:tr>
         <w:tc>
           <w:tcPr>
-            <w:tcW w:type="dxa" w:w="5040"/>
+            <w:tcW w:type="dxa" w:w="3360"/>
           </w:tcPr>
           <w:p>
             <w:pPr>
@@ -1034,7 +1154,23 @@
         </w:tc>
         <w:tc>
           <w:tcPr>
-            <w:tcW w:type="dxa" w:w="5040"/>
+            <w:tcW w:type="dxa" w:w="3360"/>
+          </w:tcPr>
+          <w:p>
+            <w:pPr>
+              <w:spacing w:after="0" w:before="0"/>
+            </w:pPr>
+            <w:r>
+              <w:rPr>
+                <w:b/>
+              </w:rPr>
+              <w:t>Cosworth Tech Inc. / MAHLE Powertrain LLC</w:t>
+            </w:r>
+          </w:p>
+        </w:tc>
+        <w:tc>
+          <w:tcPr>
+            <w:tcW w:type="dxa" w:w="3360"/>
           </w:tcPr>
           <w:p>
             <w:pPr>
@@ -1061,7 +1197,7 @@
           <w:color w:val="1F3864"/>
           <w:sz w:val="18"/>
         </w:rPr>
-        <w:t>Cosworth Tech Inc. / MAHLE Powertrain LLC · Excel · iMacros · Visual Basic · Team Track</w:t>
+        <w:t>Excel · iMacros · Visual Basic · Team Track</w:t>
       </w:r>
     </w:p>
     <w:p>

--- a/generated/Dennis Dole Resume (SDE).docx
+++ b/generated/Dennis Dole Resume (SDE).docx
@@ -79,7 +79,7 @@
         <w:t xml:space="preserve">Languages: </w:t>
       </w:r>
       <w:r>
-        <w:t>C#, Ruby, Python, Java, PHP, Node.js, Bash, PowerShell, C++</w:t>
+        <w:t>C#, Ruby, Python, Java, PHP, Node.js, Bash, PowerShell, C++, Lisp, Visual Basic, JavaScript</w:t>
       </w:r>
     </w:p>
     <w:p>
@@ -94,6 +94,20 @@
       </w:r>
       <w:r>
         <w:t>REST API design, Apache HTTPD/Tomcat, IIS, nginx, Node.js, MongoDB</w:t>
+      </w:r>
+    </w:p>
+    <w:p>
+      <w:pPr>
+        <w:spacing w:after="40" w:before="0"/>
+      </w:pPr>
+      <w:r>
+        <w:rPr>
+          <w:b/>
+        </w:rPr>
+        <w:t xml:space="preserve">Operating Systems: </w:t>
+      </w:r>
+      <w:r>
+        <w:t>Windows, Unix, Linux, custom</w:t>
       </w:r>
     </w:p>
     <w:p>
@@ -191,7 +205,7 @@
         <w:t xml:space="preserve">Databases &amp; Query Languages: </w:t>
       </w:r>
       <w:r>
-        <w:t>SQL, Kusto, MongoDB</w:t>
+        <w:t>SQL, Kusto, MongoDB, Kusto Query Language, KQL</w:t>
       </w:r>
     </w:p>
     <w:p>
@@ -308,6 +322,20 @@
     </w:p>
     <w:p>
       <w:pPr>
+        <w:spacing w:after="40" w:before="0"/>
+      </w:pPr>
+      <w:r>
+        <w:rPr>
+          <w:b/>
+        </w:rPr>
+        <w:t xml:space="preserve">Soft Skills: </w:t>
+      </w:r>
+      <w:r>
+        <w:t>listening, empathy, communication, understanding, delegation, collaboration, critical thinking, adaptability</w:t>
+      </w:r>
+    </w:p>
+    <w:p>
+      <w:pPr>
         <w:spacing w:after="20" w:before="200"/>
         <w:pBdr>
           <w:bottom w:val="single" w:sz="6" w:color="1F3864"/>
@@ -395,7 +423,7 @@
           <w:color w:val="1F3864"/>
           <w:sz w:val="18"/>
         </w:rPr>
-        <w:t>Docusign Connect · Connect Test Listener (webhook) · Ruby Webhook Test Interface · x509 Certificate Management</w:t>
+        <w:t>Docusign Connect, Connect Test Listener (webhook), Ruby Webhook Test Interface, x509 Certificate Management</w:t>
       </w:r>
     </w:p>
     <w:p>
@@ -516,7 +544,7 @@
           <w:color w:val="1F3864"/>
           <w:sz w:val="18"/>
         </w:rPr>
-        <w:t>Docusign Connect · Product Incubation Team · Docusign Print Tool (deprecated)</w:t>
+        <w:t>Docusign Connect, Product Incubation Team, Docusign Print Tool (deprecated)</w:t>
       </w:r>
     </w:p>
     <w:p>
@@ -700,7 +728,7 @@
           <w:color w:val="1F3864"/>
           <w:sz w:val="18"/>
         </w:rPr>
-        <w:t>Team Foundation Server · Microsoft Test Manager · C#</w:t>
+        <w:t>Team Foundation Server, Microsoft Test Manager, C#</w:t>
       </w:r>
     </w:p>
     <w:p>
@@ -794,7 +822,7 @@
           <w:color w:val="1F3864"/>
           <w:sz w:val="18"/>
         </w:rPr>
-        <w:t>Linux · Eclipse · Hudson · Ant · TestNG · Java · Selenium</w:t>
+        <w:t>Linux, Eclipse, Hudson, Ant, TestNG, Java, Selenium</w:t>
       </w:r>
     </w:p>
     <w:p>
@@ -879,7 +907,7 @@
           <w:color w:val="1F3864"/>
           <w:sz w:val="18"/>
         </w:rPr>
-        <w:t>C# · SQL · WTT · Kahuna Automation Framework (KAF) · NUnit · Source Depot · HyperV · Octopus</w:t>
+        <w:t>C#, SQL, WTT, Kahuna Automation Framework (KAF), NUnit, Source Depot, HyperV, Octopus</w:t>
       </w:r>
     </w:p>
     <w:p>
@@ -982,7 +1010,7 @@
           <w:color w:val="1F3864"/>
           <w:sz w:val="18"/>
         </w:rPr>
-        <w:t>C# · SQL · WTT · Echo · KAF · NUnit · iMacros · REST · XML · HyperV</w:t>
+        <w:t>C#, SQL, WTT, Echo, KAF, NUnit, iMacros, REST, XML, HyperV</w:t>
       </w:r>
     </w:p>
     <w:p>
@@ -1103,7 +1131,7 @@
           <w:color w:val="1F3864"/>
           <w:sz w:val="18"/>
         </w:rPr>
-        <w:t>Borland JBuilder · Java · Swing · Borland C++ · Oracle SQL · PVCS/Serena</w:t>
+        <w:t>Borland JBuilder, Java, Swing, Borland C++, Oracle SQL, PVCS/Serena</w:t>
       </w:r>
     </w:p>
     <w:p>
@@ -1197,7 +1225,7 @@
           <w:color w:val="1F3864"/>
           <w:sz w:val="18"/>
         </w:rPr>
-        <w:t>Excel · iMacros · Visual Basic · Team Track</w:t>
+        <w:t>Excel, iMacros, Visual Basic, Team Track</w:t>
       </w:r>
     </w:p>
     <w:p>

--- a/generated/Dennis Dole Resume (SDE).docx
+++ b/generated/Dennis Dole Resume (SDE).docx
@@ -495,7 +495,7 @@
               <w:rPr>
                 <w:b/>
               </w:rPr>
-              <w:t>Software Design Engineer in Test (SDET)</w:t>
+              <w:t>Software Design Engineer in Test</w:t>
             </w:r>
           </w:p>
         </w:tc>

--- a/generated/Dennis Dole Resume (SDE).docx
+++ b/generated/Dennis Dole Resume (SDE).docx
@@ -25,7 +25,7 @@
         <w:rPr>
           <w:sz w:val="17"/>
         </w:rPr>
-        <w:t>Dennis.Dole@djdole.net · 734-218-2358 · linkedin.com/in/djdole · profile.indeed.com/p/dennisd-9lrkjhr</w:t>
+        <w:t>Dennis.Dole@djdole.net · 734-218-2358 · https://www.linkedin.com/in/djdole/ · https://github.com/djdole</w:t>
       </w:r>
     </w:p>
     <w:p>

--- a/generated/Dennis Dole Resume (SDE).docx
+++ b/generated/Dennis Dole Resume (SDE).docx
@@ -357,9 +357,9 @@
         <w:tblLook w:firstColumn="1" w:firstRow="1" w:lastColumn="0" w:lastRow="0" w:noHBand="0" w:noVBand="1" w:val="04A0"/>
       </w:tblPr>
       <w:tblGrid>
-        <w:gridCol w:w="4153"/>
+        <w:gridCol w:w="3774"/>
         <w:gridCol w:w="4203"/>
-        <w:gridCol w:w="1723"/>
+        <w:gridCol w:w="2103"/>
       </w:tblGrid>
       <w:tr>
         <w:tc>
@@ -407,7 +407,7 @@
               <w:rPr>
                 <w:b/>
               </w:rPr>
-              <w:t>2024-03 - 2025-07</w:t>
+              <w:t>Mar 2024 to Jul 2025</w:t>
             </w:r>
           </w:p>
         </w:tc>
@@ -423,7 +423,7 @@
           <w:color w:val="1F3864"/>
           <w:sz w:val="18"/>
         </w:rPr>
-        <w:t>Docusign Connect, Connect Test Listener (webhook), Ruby Webhook Test Interface, x509 Certificate Management</w:t>
+        <w:t>Docusign Connect · Connect Test Listener (webhook) · Ruby Webhook Test Interface · x509 Certificate Management</w:t>
       </w:r>
     </w:p>
     <w:p>
@@ -478,9 +478,9 @@
         <w:tblLook w:firstColumn="1" w:firstRow="1" w:lastColumn="0" w:lastRow="0" w:noHBand="0" w:noVBand="1" w:val="04A0"/>
       </w:tblPr>
       <w:tblGrid>
-        <w:gridCol w:w="4153"/>
+        <w:gridCol w:w="3774"/>
         <w:gridCol w:w="4203"/>
-        <w:gridCol w:w="1723"/>
+        <w:gridCol w:w="2103"/>
       </w:tblGrid>
       <w:tr>
         <w:tc>
@@ -528,7 +528,7 @@
               <w:rPr>
                 <w:b/>
               </w:rPr>
-              <w:t>2013-11 - 2024-03</w:t>
+              <w:t>Nov 2013 to Mar 2024</w:t>
             </w:r>
           </w:p>
         </w:tc>
@@ -544,7 +544,7 @@
           <w:color w:val="1F3864"/>
           <w:sz w:val="18"/>
         </w:rPr>
-        <w:t>Docusign Connect, Product Incubation Team, Docusign Print Tool (deprecated)</w:t>
+        <w:t>Docusign Connect · Product Incubation Team · Docusign Print Tool (deprecated)</w:t>
       </w:r>
     </w:p>
     <w:p>
@@ -662,9 +662,9 @@
         <w:tblLook w:firstColumn="1" w:firstRow="1" w:lastColumn="0" w:lastRow="0" w:noHBand="0" w:noVBand="1" w:val="04A0"/>
       </w:tblPr>
       <w:tblGrid>
-        <w:gridCol w:w="4153"/>
+        <w:gridCol w:w="3774"/>
         <w:gridCol w:w="4203"/>
-        <w:gridCol w:w="1723"/>
+        <w:gridCol w:w="2103"/>
       </w:tblGrid>
       <w:tr>
         <w:tc>
@@ -712,7 +712,7 @@
               <w:rPr>
                 <w:b/>
               </w:rPr>
-              <w:t>2012-01 - 2013-06</w:t>
+              <w:t>Jan 2012 to Jun 2013</w:t>
             </w:r>
           </w:p>
         </w:tc>
@@ -728,7 +728,7 @@
           <w:color w:val="1F3864"/>
           <w:sz w:val="18"/>
         </w:rPr>
-        <w:t>Team Foundation Server, Microsoft Test Manager, C#</w:t>
+        <w:t>Team Foundation Server · Microsoft Test Manager · C#</w:t>
       </w:r>
     </w:p>
     <w:p>
@@ -756,9 +756,9 @@
         <w:tblLook w:firstColumn="1" w:firstRow="1" w:lastColumn="0" w:lastRow="0" w:noHBand="0" w:noVBand="1" w:val="04A0"/>
       </w:tblPr>
       <w:tblGrid>
-        <w:gridCol w:w="4153"/>
+        <w:gridCol w:w="3774"/>
         <w:gridCol w:w="4203"/>
-        <w:gridCol w:w="1723"/>
+        <w:gridCol w:w="2103"/>
       </w:tblGrid>
       <w:tr>
         <w:tc>
@@ -806,7 +806,7 @@
               <w:rPr>
                 <w:b/>
               </w:rPr>
-              <w:t>2011-11 - 2012-01</w:t>
+              <w:t>Nov 2011 to Jan 2012</w:t>
             </w:r>
           </w:p>
         </w:tc>
@@ -822,7 +822,7 @@
           <w:color w:val="1F3864"/>
           <w:sz w:val="18"/>
         </w:rPr>
-        <w:t>Linux, Eclipse, Hudson, Ant, TestNG, Java, Selenium</w:t>
+        <w:t>Linux · Eclipse · Hudson · Ant · TestNG · Java · Selenium</w:t>
       </w:r>
     </w:p>
     <w:p>
@@ -841,9 +841,9 @@
         <w:tblLook w:firstColumn="1" w:firstRow="1" w:lastColumn="0" w:lastRow="0" w:noHBand="0" w:noVBand="1" w:val="04A0"/>
       </w:tblPr>
       <w:tblGrid>
-        <w:gridCol w:w="4153"/>
+        <w:gridCol w:w="3774"/>
         <w:gridCol w:w="4203"/>
-        <w:gridCol w:w="1723"/>
+        <w:gridCol w:w="2103"/>
       </w:tblGrid>
       <w:tr>
         <w:tc>
@@ -891,7 +891,7 @@
               <w:rPr>
                 <w:b/>
               </w:rPr>
-              <w:t>2011-04 - 2011-10</w:t>
+              <w:t>Apr 2011 to Oct 2011</w:t>
             </w:r>
           </w:p>
         </w:tc>
@@ -907,7 +907,7 @@
           <w:color w:val="1F3864"/>
           <w:sz w:val="18"/>
         </w:rPr>
-        <w:t>C#, SQL, WTT, Kahuna Automation Framework (KAF), NUnit, Source Depot, HyperV, Octopus</w:t>
+        <w:t>C# · SQL · WTT · Kahuna Automation Framework (KAF) · NUnit · Source Depot · HyperV · Octopus</w:t>
       </w:r>
     </w:p>
     <w:p>
@@ -944,9 +944,9 @@
         <w:tblLook w:firstColumn="1" w:firstRow="1" w:lastColumn="0" w:lastRow="0" w:noHBand="0" w:noVBand="1" w:val="04A0"/>
       </w:tblPr>
       <w:tblGrid>
-        <w:gridCol w:w="4153"/>
+        <w:gridCol w:w="3774"/>
         <w:gridCol w:w="4203"/>
-        <w:gridCol w:w="1723"/>
+        <w:gridCol w:w="2103"/>
       </w:tblGrid>
       <w:tr>
         <w:tc>
@@ -994,7 +994,7 @@
               <w:rPr>
                 <w:b/>
               </w:rPr>
-              <w:t>2008-02 - 2010-11</w:t>
+              <w:t>Feb 2008 to Nov 2010</w:t>
             </w:r>
           </w:p>
         </w:tc>
@@ -1010,7 +1010,7 @@
           <w:color w:val="1F3864"/>
           <w:sz w:val="18"/>
         </w:rPr>
-        <w:t>C#, SQL, WTT, Echo, KAF, NUnit, iMacros, REST, XML, HyperV</w:t>
+        <w:t>C# · SQL · WTT · Echo · KAF · NUnit · iMacros · REST · XML · HyperV</w:t>
       </w:r>
     </w:p>
     <w:p>
@@ -1065,9 +1065,9 @@
         <w:tblLook w:firstColumn="1" w:firstRow="1" w:lastColumn="0" w:lastRow="0" w:noHBand="0" w:noVBand="1" w:val="04A0"/>
       </w:tblPr>
       <w:tblGrid>
-        <w:gridCol w:w="4153"/>
+        <w:gridCol w:w="3774"/>
         <w:gridCol w:w="4203"/>
-        <w:gridCol w:w="1723"/>
+        <w:gridCol w:w="2103"/>
       </w:tblGrid>
       <w:tr>
         <w:tc>
@@ -1115,7 +1115,7 @@
               <w:rPr>
                 <w:b/>
               </w:rPr>
-              <w:t>2006-03 - 2008-02</w:t>
+              <w:t>Mar 2006 to Feb 2008</w:t>
             </w:r>
           </w:p>
         </w:tc>
@@ -1131,7 +1131,7 @@
           <w:color w:val="1F3864"/>
           <w:sz w:val="18"/>
         </w:rPr>
-        <w:t>Borland JBuilder, Java, Swing, Borland C++, Oracle SQL, PVCS/Serena</w:t>
+        <w:t>Borland JBuilder · Java · Swing · Borland C++ · Oracle SQL · PVCS/Serena</w:t>
       </w:r>
     </w:p>
     <w:p>
@@ -1159,9 +1159,9 @@
         <w:tblLook w:firstColumn="1" w:firstRow="1" w:lastColumn="0" w:lastRow="0" w:noHBand="0" w:noVBand="1" w:val="04A0"/>
       </w:tblPr>
       <w:tblGrid>
-        <w:gridCol w:w="4153"/>
+        <w:gridCol w:w="3774"/>
         <w:gridCol w:w="4203"/>
-        <w:gridCol w:w="1723"/>
+        <w:gridCol w:w="2103"/>
       </w:tblGrid>
       <w:tr>
         <w:tc>
@@ -1209,7 +1209,7 @@
               <w:rPr>
                 <w:b/>
               </w:rPr>
-              <w:t>2005-03 - 2006-08</w:t>
+              <w:t>Mar 2005 to Aug 2006</w:t>
             </w:r>
           </w:p>
         </w:tc>
@@ -1225,7 +1225,7 @@
           <w:color w:val="1F3864"/>
           <w:sz w:val="18"/>
         </w:rPr>
-        <w:t>Excel, iMacros, Visual Basic, Team Track</w:t>
+        <w:t>Excel · iMacros · Visual Basic · Team Track</w:t>
       </w:r>
     </w:p>
     <w:p>

--- a/generated/Dennis Dole Resume (SDE).docx
+++ b/generated/Dennis Dole Resume (SDE).docx
@@ -79,7 +79,7 @@
         <w:t xml:space="preserve">Languages: </w:t>
       </w:r>
       <w:r>
-        <w:t>C#, Ruby, Python, Java, PHP, Node.js, Bash, PowerShell, C++, Lisp, Visual Basic, JavaScript</w:t>
+        <w:t>polyglot, C#, Ruby, Python, Java, PHP, Node.js, Bash, PowerShell, C++, Lisp, Visual Basic, JavaScript</w:t>
       </w:r>
     </w:p>
     <w:p>
@@ -357,9 +357,9 @@
         <w:tblLook w:firstColumn="1" w:firstRow="1" w:lastColumn="0" w:lastRow="0" w:noHBand="0" w:noVBand="1" w:val="04A0"/>
       </w:tblPr>
       <w:tblGrid>
-        <w:gridCol w:w="3774"/>
+        <w:gridCol w:w="4037"/>
         <w:gridCol w:w="4203"/>
-        <w:gridCol w:w="2103"/>
+        <w:gridCol w:w="1839"/>
       </w:tblGrid>
       <w:tr>
         <w:tc>
@@ -407,7 +407,7 @@
               <w:rPr>
                 <w:b/>
               </w:rPr>
-              <w:t>Mar 2024 to Jul 2025</w:t>
+              <w:t>2024-03 to 2025-07</w:t>
             </w:r>
           </w:p>
         </w:tc>
@@ -478,9 +478,9 @@
         <w:tblLook w:firstColumn="1" w:firstRow="1" w:lastColumn="0" w:lastRow="0" w:noHBand="0" w:noVBand="1" w:val="04A0"/>
       </w:tblPr>
       <w:tblGrid>
-        <w:gridCol w:w="3774"/>
+        <w:gridCol w:w="4037"/>
         <w:gridCol w:w="4203"/>
-        <w:gridCol w:w="2103"/>
+        <w:gridCol w:w="1839"/>
       </w:tblGrid>
       <w:tr>
         <w:tc>
@@ -528,7 +528,7 @@
               <w:rPr>
                 <w:b/>
               </w:rPr>
-              <w:t>Nov 2013 to Mar 2024</w:t>
+              <w:t>2013-11 to 2024-03</w:t>
             </w:r>
           </w:p>
         </w:tc>
@@ -662,9 +662,9 @@
         <w:tblLook w:firstColumn="1" w:firstRow="1" w:lastColumn="0" w:lastRow="0" w:noHBand="0" w:noVBand="1" w:val="04A0"/>
       </w:tblPr>
       <w:tblGrid>
-        <w:gridCol w:w="3774"/>
+        <w:gridCol w:w="4037"/>
         <w:gridCol w:w="4203"/>
-        <w:gridCol w:w="2103"/>
+        <w:gridCol w:w="1839"/>
       </w:tblGrid>
       <w:tr>
         <w:tc>
@@ -712,7 +712,7 @@
               <w:rPr>
                 <w:b/>
               </w:rPr>
-              <w:t>Jan 2012 to Jun 2013</w:t>
+              <w:t>2012-01 to 2013-06</w:t>
             </w:r>
           </w:p>
         </w:tc>
@@ -756,9 +756,9 @@
         <w:tblLook w:firstColumn="1" w:firstRow="1" w:lastColumn="0" w:lastRow="0" w:noHBand="0" w:noVBand="1" w:val="04A0"/>
       </w:tblPr>
       <w:tblGrid>
-        <w:gridCol w:w="3774"/>
+        <w:gridCol w:w="4037"/>
         <w:gridCol w:w="4203"/>
-        <w:gridCol w:w="2103"/>
+        <w:gridCol w:w="1839"/>
       </w:tblGrid>
       <w:tr>
         <w:tc>
@@ -806,7 +806,7 @@
               <w:rPr>
                 <w:b/>
               </w:rPr>
-              <w:t>Nov 2011 to Jan 2012</w:t>
+              <w:t>2011-11 to 2012-01</w:t>
             </w:r>
           </w:p>
         </w:tc>
@@ -841,9 +841,9 @@
         <w:tblLook w:firstColumn="1" w:firstRow="1" w:lastColumn="0" w:lastRow="0" w:noHBand="0" w:noVBand="1" w:val="04A0"/>
       </w:tblPr>
       <w:tblGrid>
-        <w:gridCol w:w="3774"/>
+        <w:gridCol w:w="4037"/>
         <w:gridCol w:w="4203"/>
-        <w:gridCol w:w="2103"/>
+        <w:gridCol w:w="1839"/>
       </w:tblGrid>
       <w:tr>
         <w:tc>
@@ -891,7 +891,7 @@
               <w:rPr>
                 <w:b/>
               </w:rPr>
-              <w:t>Apr 2011 to Oct 2011</w:t>
+              <w:t>2011-04 to 2011-10</w:t>
             </w:r>
           </w:p>
         </w:tc>
@@ -944,9 +944,9 @@
         <w:tblLook w:firstColumn="1" w:firstRow="1" w:lastColumn="0" w:lastRow="0" w:noHBand="0" w:noVBand="1" w:val="04A0"/>
       </w:tblPr>
       <w:tblGrid>
-        <w:gridCol w:w="3774"/>
+        <w:gridCol w:w="4037"/>
         <w:gridCol w:w="4203"/>
-        <w:gridCol w:w="2103"/>
+        <w:gridCol w:w="1839"/>
       </w:tblGrid>
       <w:tr>
         <w:tc>
@@ -994,7 +994,7 @@
               <w:rPr>
                 <w:b/>
               </w:rPr>
-              <w:t>Feb 2008 to Nov 2010</w:t>
+              <w:t>2008-02 to 2010-11</w:t>
             </w:r>
           </w:p>
         </w:tc>
@@ -1065,9 +1065,9 @@
         <w:tblLook w:firstColumn="1" w:firstRow="1" w:lastColumn="0" w:lastRow="0" w:noHBand="0" w:noVBand="1" w:val="04A0"/>
       </w:tblPr>
       <w:tblGrid>
-        <w:gridCol w:w="3774"/>
+        <w:gridCol w:w="4037"/>
         <w:gridCol w:w="4203"/>
-        <w:gridCol w:w="2103"/>
+        <w:gridCol w:w="1839"/>
       </w:tblGrid>
       <w:tr>
         <w:tc>
@@ -1115,7 +1115,7 @@
               <w:rPr>
                 <w:b/>
               </w:rPr>
-              <w:t>Mar 2006 to Feb 2008</w:t>
+              <w:t>2006-03 to 2008-02</w:t>
             </w:r>
           </w:p>
         </w:tc>
@@ -1159,9 +1159,9 @@
         <w:tblLook w:firstColumn="1" w:firstRow="1" w:lastColumn="0" w:lastRow="0" w:noHBand="0" w:noVBand="1" w:val="04A0"/>
       </w:tblPr>
       <w:tblGrid>
-        <w:gridCol w:w="3774"/>
+        <w:gridCol w:w="4037"/>
         <w:gridCol w:w="4203"/>
-        <w:gridCol w:w="2103"/>
+        <w:gridCol w:w="1839"/>
       </w:tblGrid>
       <w:tr>
         <w:tc>
@@ -1209,7 +1209,7 @@
               <w:rPr>
                 <w:b/>
               </w:rPr>
-              <w:t>Mar 2005 to Aug 2006</w:t>
+              <w:t>2005-03 to 2006-08</w:t>
             </w:r>
           </w:p>
         </w:tc>

--- a/generated/Dennis Dole Resume (SDE).docx
+++ b/generated/Dennis Dole Resume (SDE).docx
@@ -49,7 +49,7 @@
         <w:spacing w:after="160" w:before="0"/>
       </w:pPr>
       <w:r>
-        <w:t>Software Developer with 22+ years of experience at Docusign, Microsoft, and Amazon building automated test frameworks, internal developer tooling, and webhook integration systems for distributed, production-scale software. Proficient across C#, Ruby, Python, Java, PHP, and Node.js, with a track record of designing APIs, debugging complex production issues, and leading technical migrations. Skilled at partnering with developers and product managers throughout the SDLC, and at mentoring engineers on new teams.</w:t>
+        <w:t>Software Developer with years of valuable experience at Docusign, Microsoft, and Amazon building automated test frameworks, internal developer tooling, and webhook integration systems for distributed, production-scale software. Proficient across C#, Ruby, Python, Java, PHP, and Node.js, with a track record of designing APIs, debugging complex production issues, and leading technical migrations. Skilled at partnering with developers and product managers throughout the SDLC, and at mentoring engineers on new teams.</w:t>
       </w:r>
     </w:p>
     <w:p>
@@ -423,7 +423,7 @@
           <w:color w:val="1F3864"/>
           <w:sz w:val="18"/>
         </w:rPr>
-        <w:t>Docusign Connect · Connect Test Listener (webhook) · Ruby Webhook Test Interface · x509 Certificate Management</w:t>
+        <w:t>Docusign Connect, Connect Test Listener (webhook), Ruby Webhook Test Interface, x509 Certificate Management</w:t>
       </w:r>
     </w:p>
     <w:p>
@@ -544,7 +544,7 @@
           <w:color w:val="1F3864"/>
           <w:sz w:val="18"/>
         </w:rPr>
-        <w:t>Docusign Connect · Product Incubation Team · Docusign Print Tool (deprecated)</w:t>
+        <w:t>Docusign Connect, Product Incubation Team, Docusign Print Tool (deprecated)</w:t>
       </w:r>
     </w:p>
     <w:p>
@@ -728,7 +728,7 @@
           <w:color w:val="1F3864"/>
           <w:sz w:val="18"/>
         </w:rPr>
-        <w:t>Team Foundation Server · Microsoft Test Manager · C#</w:t>
+        <w:t>Team Foundation Server, Microsoft Test Manager, C#</w:t>
       </w:r>
     </w:p>
     <w:p>
@@ -822,7 +822,7 @@
           <w:color w:val="1F3864"/>
           <w:sz w:val="18"/>
         </w:rPr>
-        <w:t>Linux · Eclipse · Hudson · Ant · TestNG · Java · Selenium</w:t>
+        <w:t>Linux, Eclipse, Hudson, Ant, TestNG, Java, Selenium</w:t>
       </w:r>
     </w:p>
     <w:p>
@@ -907,7 +907,7 @@
           <w:color w:val="1F3864"/>
           <w:sz w:val="18"/>
         </w:rPr>
-        <w:t>C# · SQL · WTT · Kahuna Automation Framework (KAF) · NUnit · Source Depot · HyperV · Octopus</w:t>
+        <w:t>C#, SQL, WTT, Kahuna Automation Framework (KAF), NUnit, Source Depot, HyperV, Octopus</w:t>
       </w:r>
     </w:p>
     <w:p>
@@ -1010,7 +1010,7 @@
           <w:color w:val="1F3864"/>
           <w:sz w:val="18"/>
         </w:rPr>
-        <w:t>C# · SQL · WTT · Echo · KAF · NUnit · iMacros · REST · XML · HyperV</w:t>
+        <w:t>C#, SQL, WTT, Echo, KAF, NUnit, iMacros, REST, XML, HyperV</w:t>
       </w:r>
     </w:p>
     <w:p>
@@ -1131,7 +1131,7 @@
           <w:color w:val="1F3864"/>
           <w:sz w:val="18"/>
         </w:rPr>
-        <w:t>Borland JBuilder · Java · Swing · Borland C++ · Oracle SQL · PVCS/Serena</w:t>
+        <w:t>Borland JBuilder, Java, Swing, Borland C++, Oracle SQL, PVCS/Serena</w:t>
       </w:r>
     </w:p>
     <w:p>
@@ -1225,7 +1225,7 @@
           <w:color w:val="1F3864"/>
           <w:sz w:val="18"/>
         </w:rPr>
-        <w:t>Excel · iMacros · Visual Basic · Team Track</w:t>
+        <w:t>Excel, iMacros, Visual Basic, Team Track</w:t>
       </w:r>
     </w:p>
     <w:p>

--- a/generated/Dennis Dole Resume (SDE).docx
+++ b/generated/Dennis Dole Resume (SDE).docx
@@ -79,7 +79,7 @@
         <w:t xml:space="preserve">Languages: </w:t>
       </w:r>
       <w:r>
-        <w:t>polyglot, C#, Ruby, Python, Java, PHP, Node.js, Bash, PowerShell, C++, Lisp, Visual Basic, JavaScript</w:t>
+        <w:t>C#, Ruby, Python, Java, PHP, Node.js, Bash, PowerShell, C++, Lisp, Visual Basic, JavaScript</w:t>
       </w:r>
     </w:p>
     <w:p>
@@ -423,7 +423,7 @@
           <w:color w:val="1F3864"/>
           <w:sz w:val="18"/>
         </w:rPr>
-        <w:t>Docusign Connect, Connect Test Listener (webhook), Ruby Webhook Test Interface, x509 Certificate Management</w:t>
+        <w:t>Docusign Connect · Connect Test Listener (webhook) · Ruby Webhook Test Interface · x509 Certificate Management</w:t>
       </w:r>
     </w:p>
     <w:p>
@@ -544,7 +544,7 @@
           <w:color w:val="1F3864"/>
           <w:sz w:val="18"/>
         </w:rPr>
-        <w:t>Docusign Connect, Product Incubation Team, Docusign Print Tool (deprecated)</w:t>
+        <w:t>Docusign Connect · Product Incubation Team · Docusign Print Tool (deprecated)</w:t>
       </w:r>
     </w:p>
     <w:p>
@@ -728,7 +728,7 @@
           <w:color w:val="1F3864"/>
           <w:sz w:val="18"/>
         </w:rPr>
-        <w:t>Team Foundation Server, Microsoft Test Manager, C#</w:t>
+        <w:t>Team Foundation Server · Microsoft Test Manager · C#</w:t>
       </w:r>
     </w:p>
     <w:p>
@@ -822,7 +822,7 @@
           <w:color w:val="1F3864"/>
           <w:sz w:val="18"/>
         </w:rPr>
-        <w:t>Linux, Eclipse, Hudson, Ant, TestNG, Java, Selenium</w:t>
+        <w:t>Linux · Eclipse · Hudson · Ant · TestNG · Java · Selenium</w:t>
       </w:r>
     </w:p>
     <w:p>
@@ -907,7 +907,7 @@
           <w:color w:val="1F3864"/>
           <w:sz w:val="18"/>
         </w:rPr>
-        <w:t>C#, SQL, WTT, Kahuna Automation Framework (KAF), NUnit, Source Depot, HyperV, Octopus</w:t>
+        <w:t>C# · SQL · WTT · Kahuna Automation Framework (KAF) · NUnit · Source Depot · HyperV · Octopus</w:t>
       </w:r>
     </w:p>
     <w:p>
@@ -1010,7 +1010,7 @@
           <w:color w:val="1F3864"/>
           <w:sz w:val="18"/>
         </w:rPr>
-        <w:t>C#, SQL, WTT, Echo, KAF, NUnit, iMacros, REST, XML, HyperV</w:t>
+        <w:t>C# · SQL · WTT · Echo · KAF · NUnit · iMacros · REST · XML · HyperV</w:t>
       </w:r>
     </w:p>
     <w:p>
@@ -1131,7 +1131,7 @@
           <w:color w:val="1F3864"/>
           <w:sz w:val="18"/>
         </w:rPr>
-        <w:t>Borland JBuilder, Java, Swing, Borland C++, Oracle SQL, PVCS/Serena</w:t>
+        <w:t>Borland JBuilder · Java · Swing · Borland C++ · Oracle SQL · PVCS/Serena</w:t>
       </w:r>
     </w:p>
     <w:p>
@@ -1225,7 +1225,7 @@
           <w:color w:val="1F3864"/>
           <w:sz w:val="18"/>
         </w:rPr>
-        <w:t>Excel, iMacros, Visual Basic, Team Track</w:t>
+        <w:t>Excel · iMacros · Visual Basic · Team Track</w:t>
       </w:r>
     </w:p>
     <w:p>

--- a/generated/Dennis Dole Resume (SDE).docx
+++ b/generated/Dennis Dole Resume (SDE).docx
@@ -357,9 +357,9 @@
         <w:tblLook w:firstColumn="1" w:firstRow="1" w:lastColumn="0" w:lastRow="0" w:noHBand="0" w:noVBand="1" w:val="04A0"/>
       </w:tblPr>
       <w:tblGrid>
-        <w:gridCol w:w="4037"/>
+        <w:gridCol w:w="3774"/>
         <w:gridCol w:w="4203"/>
-        <w:gridCol w:w="1839"/>
+        <w:gridCol w:w="2103"/>
       </w:tblGrid>
       <w:tr>
         <w:tc>
@@ -407,7 +407,7 @@
               <w:rPr>
                 <w:b/>
               </w:rPr>
-              <w:t>2024-03 to 2025-07</w:t>
+              <w:t>Mar 2024 to Jul 2025</w:t>
             </w:r>
           </w:p>
         </w:tc>
@@ -478,9 +478,9 @@
         <w:tblLook w:firstColumn="1" w:firstRow="1" w:lastColumn="0" w:lastRow="0" w:noHBand="0" w:noVBand="1" w:val="04A0"/>
       </w:tblPr>
       <w:tblGrid>
-        <w:gridCol w:w="4037"/>
+        <w:gridCol w:w="3774"/>
         <w:gridCol w:w="4203"/>
-        <w:gridCol w:w="1839"/>
+        <w:gridCol w:w="2103"/>
       </w:tblGrid>
       <w:tr>
         <w:tc>
@@ -528,7 +528,7 @@
               <w:rPr>
                 <w:b/>
               </w:rPr>
-              <w:t>2013-11 to 2024-03</w:t>
+              <w:t>Nov 2013 to Mar 2024</w:t>
             </w:r>
           </w:p>
         </w:tc>
@@ -662,9 +662,9 @@
         <w:tblLook w:firstColumn="1" w:firstRow="1" w:lastColumn="0" w:lastRow="0" w:noHBand="0" w:noVBand="1" w:val="04A0"/>
       </w:tblPr>
       <w:tblGrid>
-        <w:gridCol w:w="4037"/>
+        <w:gridCol w:w="3774"/>
         <w:gridCol w:w="4203"/>
-        <w:gridCol w:w="1839"/>
+        <w:gridCol w:w="2103"/>
       </w:tblGrid>
       <w:tr>
         <w:tc>
@@ -712,7 +712,7 @@
               <w:rPr>
                 <w:b/>
               </w:rPr>
-              <w:t>2012-01 to 2013-06</w:t>
+              <w:t>Jan 2012 to Jun 2013</w:t>
             </w:r>
           </w:p>
         </w:tc>
@@ -756,9 +756,9 @@
         <w:tblLook w:firstColumn="1" w:firstRow="1" w:lastColumn="0" w:lastRow="0" w:noHBand="0" w:noVBand="1" w:val="04A0"/>
       </w:tblPr>
       <w:tblGrid>
-        <w:gridCol w:w="4037"/>
+        <w:gridCol w:w="3774"/>
         <w:gridCol w:w="4203"/>
-        <w:gridCol w:w="1839"/>
+        <w:gridCol w:w="2103"/>
       </w:tblGrid>
       <w:tr>
         <w:tc>
@@ -806,7 +806,7 @@
               <w:rPr>
                 <w:b/>
               </w:rPr>
-              <w:t>2011-11 to 2012-01</w:t>
+              <w:t>Nov 2011 to Jan 2012</w:t>
             </w:r>
           </w:p>
         </w:tc>
@@ -841,9 +841,9 @@
         <w:tblLook w:firstColumn="1" w:firstRow="1" w:lastColumn="0" w:lastRow="0" w:noHBand="0" w:noVBand="1" w:val="04A0"/>
       </w:tblPr>
       <w:tblGrid>
-        <w:gridCol w:w="4037"/>
+        <w:gridCol w:w="3774"/>
         <w:gridCol w:w="4203"/>
-        <w:gridCol w:w="1839"/>
+        <w:gridCol w:w="2103"/>
       </w:tblGrid>
       <w:tr>
         <w:tc>
@@ -891,7 +891,7 @@
               <w:rPr>
                 <w:b/>
               </w:rPr>
-              <w:t>2011-04 to 2011-10</w:t>
+              <w:t>Apr 2011 to Oct 2011</w:t>
             </w:r>
           </w:p>
         </w:tc>
@@ -944,9 +944,9 @@
         <w:tblLook w:firstColumn="1" w:firstRow="1" w:lastColumn="0" w:lastRow="0" w:noHBand="0" w:noVBand="1" w:val="04A0"/>
       </w:tblPr>
       <w:tblGrid>
-        <w:gridCol w:w="4037"/>
+        <w:gridCol w:w="3774"/>
         <w:gridCol w:w="4203"/>
-        <w:gridCol w:w="1839"/>
+        <w:gridCol w:w="2103"/>
       </w:tblGrid>
       <w:tr>
         <w:tc>
@@ -994,7 +994,7 @@
               <w:rPr>
                 <w:b/>
               </w:rPr>
-              <w:t>2008-02 to 2010-11</w:t>
+              <w:t>Feb 2008 to Nov 2010</w:t>
             </w:r>
           </w:p>
         </w:tc>
@@ -1065,9 +1065,9 @@
         <w:tblLook w:firstColumn="1" w:firstRow="1" w:lastColumn="0" w:lastRow="0" w:noHBand="0" w:noVBand="1" w:val="04A0"/>
       </w:tblPr>
       <w:tblGrid>
-        <w:gridCol w:w="4037"/>
+        <w:gridCol w:w="3774"/>
         <w:gridCol w:w="4203"/>
-        <w:gridCol w:w="1839"/>
+        <w:gridCol w:w="2103"/>
       </w:tblGrid>
       <w:tr>
         <w:tc>
@@ -1115,7 +1115,7 @@
               <w:rPr>
                 <w:b/>
               </w:rPr>
-              <w:t>2006-03 to 2008-02</w:t>
+              <w:t>Mar 2006 to Feb 2008</w:t>
             </w:r>
           </w:p>
         </w:tc>
@@ -1159,9 +1159,9 @@
         <w:tblLook w:firstColumn="1" w:firstRow="1" w:lastColumn="0" w:lastRow="0" w:noHBand="0" w:noVBand="1" w:val="04A0"/>
       </w:tblPr>
       <w:tblGrid>
-        <w:gridCol w:w="4037"/>
+        <w:gridCol w:w="3774"/>
         <w:gridCol w:w="4203"/>
-        <w:gridCol w:w="1839"/>
+        <w:gridCol w:w="2103"/>
       </w:tblGrid>
       <w:tr>
         <w:tc>
@@ -1209,7 +1209,7 @@
               <w:rPr>
                 <w:b/>
               </w:rPr>
-              <w:t>2005-03 to 2006-08</w:t>
+              <w:t>Mar 2005 to Aug 2006</w:t>
             </w:r>
           </w:p>
         </w:tc>
